--- a/fixtures/model/hyperlink_and_fields.docx
+++ b/fixtures/model/hyperlink_and_fields.docx
@@ -8,7 +8,7 @@
           <w:t xml:space="preserve">See the </w:t>
         </w:r>
         <w:r>
-          <w:t xml:space="preserve">endorsement form</w:t>
+          <w:t xml:space="preserve">attestation form</w:t>
         </w:r>
       </w:hyperlink>
     </w:p>
